--- a/guess-what/unit-3-school-days/worksheets/worksheet-B.docx
+++ b/guess-what/unit-3-school-days/worksheets/worksheet-B.docx
@@ -29,7 +29,7 @@
           <w:color w:val="E8871E"/>
           <w:sz w:val="20"/>
         </w:rPr>
-        <w:t>have got questions, timetable, writing · Guess What! · Grade 3</w:t>
+        <w:t>do / does + have, schedule, writing · Guess What! · Grade 3</w:t>
       </w:r>
     </w:p>
     <w:p>
@@ -106,7 +106,7 @@
           <w:i w:val="0"/>
           <w:sz w:val="22"/>
         </w:rPr>
-        <w:t>Have</w:t>
+        <w:t>Do</w:t>
       </w:r>
       <w:r>
         <w:rPr>
@@ -124,7 +124,7 @@
           <w:i w:val="0"/>
           <w:sz w:val="22"/>
         </w:rPr>
-        <w:t>Has</w:t>
+        <w:t>Does</w:t>
       </w:r>
       <w:r>
         <w:rPr>
@@ -133,7 +133,7 @@
           <w:i w:val="0"/>
           <w:sz w:val="22"/>
         </w:rPr>
-        <w:t>) we got Science on Tuesday?</w:t>
+        <w:t>) we have science on Tuesday?</w:t>
       </w:r>
     </w:p>
     <w:p>
@@ -165,7 +165,7 @@
           <w:i w:val="0"/>
           <w:sz w:val="22"/>
         </w:rPr>
-        <w:t>Have</w:t>
+        <w:t>Do</w:t>
       </w:r>
       <w:r>
         <w:rPr>
@@ -183,7 +183,7 @@
           <w:i w:val="0"/>
           <w:sz w:val="22"/>
         </w:rPr>
-        <w:t>Has</w:t>
+        <w:t>Does</w:t>
       </w:r>
       <w:r>
         <w:rPr>
@@ -192,7 +192,7 @@
           <w:i w:val="0"/>
           <w:sz w:val="22"/>
         </w:rPr>
-        <w:t>) she got swimming club in the evening?</w:t>
+        <w:t>) she have swimming club in the evening?</w:t>
       </w:r>
     </w:p>
     <w:p>
@@ -215,7 +215,7 @@
           <w:i w:val="0"/>
           <w:sz w:val="22"/>
         </w:rPr>
-        <w:t xml:space="preserve">  Have we got Art on Friday? — Yes, we (</w:t>
+        <w:t xml:space="preserve">  Do we have art on Friday? — Yes, we (</w:t>
       </w:r>
       <w:r>
         <w:rPr>
@@ -224,7 +224,7 @@
           <w:i w:val="0"/>
           <w:sz w:val="22"/>
         </w:rPr>
-        <w:t>have</w:t>
+        <w:t>do</w:t>
       </w:r>
       <w:r>
         <w:rPr>
@@ -242,7 +242,7 @@
           <w:i w:val="0"/>
           <w:sz w:val="22"/>
         </w:rPr>
-        <w:t>has</w:t>
+        <w:t>does</w:t>
       </w:r>
       <w:r>
         <w:rPr>
@@ -274,7 +274,7 @@
           <w:i w:val="0"/>
           <w:sz w:val="22"/>
         </w:rPr>
-        <w:t xml:space="preserve">  Has he got chess club on Monday? — No, he (</w:t>
+        <w:t xml:space="preserve">  Does he have chess club on Monday? — No, he (</w:t>
       </w:r>
       <w:r>
         <w:rPr>
@@ -283,7 +283,7 @@
           <w:i w:val="0"/>
           <w:sz w:val="22"/>
         </w:rPr>
-        <w:t>hasn't</w:t>
+        <w:t>doesn't</w:t>
       </w:r>
       <w:r>
         <w:rPr>
@@ -301,7 +301,7 @@
           <w:i w:val="0"/>
           <w:sz w:val="22"/>
         </w:rPr>
-        <w:t>haven't</w:t>
+        <w:t>don't</w:t>
       </w:r>
       <w:r>
         <w:rPr>
@@ -333,7 +333,7 @@
           <w:i w:val="0"/>
           <w:sz w:val="22"/>
         </w:rPr>
-        <w:t xml:space="preserve">  We've got Maths (</w:t>
+        <w:t xml:space="preserve">  We have math (</w:t>
       </w:r>
       <w:r>
         <w:rPr>
@@ -392,7 +392,7 @@
           <w:i w:val="0"/>
           <w:sz w:val="22"/>
         </w:rPr>
-        <w:t xml:space="preserve">  She's got swimming club (</w:t>
+        <w:t xml:space="preserve">  She has swimming club (</w:t>
       </w:r>
       <w:r>
         <w:rPr>
@@ -452,7 +452,7 @@
           <w:i w:val="0"/>
           <w:sz w:val="24"/>
         </w:rPr>
-        <w:t xml:space="preserve">  Read Anna's timetable and answer.</w:t>
+        <w:t xml:space="preserve">  Read Anna's schedule and answer.</w:t>
       </w:r>
     </w:p>
     <w:tbl>
@@ -485,7 +485,7 @@
                 <w:color w:val="1B6CA8"/>
                 <w:sz w:val="22"/>
               </w:rPr>
-              <w:t>Anna's timetable</w:t>
+              <w:t>Anna's schedule</w:t>
             </w:r>
           </w:p>
           <w:p>
@@ -499,7 +499,7 @@
                 <w:i w:val="0"/>
                 <w:sz w:val="22"/>
               </w:rPr>
-              <w:t>Monday: Maths, English</w:t>
+              <w:t>Monday: math, English</w:t>
             </w:r>
           </w:p>
           <w:p>
@@ -513,7 +513,7 @@
                 <w:i w:val="0"/>
                 <w:sz w:val="22"/>
               </w:rPr>
-              <w:t>Tuesday: Science, Art</w:t>
+              <w:t>Tuesday: science, art</w:t>
             </w:r>
           </w:p>
           <w:p>
@@ -527,7 +527,7 @@
                 <w:i w:val="0"/>
                 <w:sz w:val="22"/>
               </w:rPr>
-              <w:t>Wednesday: Music, PE</w:t>
+              <w:t>Wednesday: music, P.E.</w:t>
             </w:r>
           </w:p>
           <w:p>
@@ -541,7 +541,7 @@
                 <w:i w:val="0"/>
                 <w:sz w:val="22"/>
               </w:rPr>
-              <w:t>Thursday: English, Maths</w:t>
+              <w:t>Thursday: English, math</w:t>
             </w:r>
           </w:p>
           <w:p>
@@ -555,7 +555,7 @@
                 <w:i w:val="0"/>
                 <w:sz w:val="22"/>
               </w:rPr>
-              <w:t>Friday: Art, Science</w:t>
+              <w:t>Friday: art, science</w:t>
             </w:r>
           </w:p>
         </w:tc>
@@ -586,7 +586,7 @@
           <w:i w:val="0"/>
           <w:sz w:val="22"/>
         </w:rPr>
-        <w:t xml:space="preserve">  Has Anna got Science on Tuesday?</w:t>
+        <w:t xml:space="preserve">  Does Anna have science on Tuesday?</w:t>
       </w:r>
     </w:p>
     <w:p>
@@ -617,7 +617,7 @@
           <w:i w:val="0"/>
           <w:sz w:val="22"/>
         </w:rPr>
-        <w:t xml:space="preserve">  Has she got Music on Friday?</w:t>
+        <w:t xml:space="preserve">  Does she have music on Friday?</w:t>
       </w:r>
     </w:p>
     <w:p>
@@ -648,7 +648,7 @@
           <w:i w:val="0"/>
           <w:sz w:val="22"/>
         </w:rPr>
-        <w:t xml:space="preserve">  What has she got on Wednesday?</w:t>
+        <w:t xml:space="preserve">  What does she have on Wednesday?</w:t>
       </w:r>
     </w:p>
     <w:p>
@@ -679,7 +679,7 @@
           <w:i w:val="0"/>
           <w:sz w:val="22"/>
         </w:rPr>
-        <w:t xml:space="preserve">  Has she got English on Thursday?</w:t>
+        <w:t xml:space="preserve">  Does she have English on Thursday?</w:t>
       </w:r>
     </w:p>
     <w:p>
@@ -734,7 +734,7 @@
           <w:i w:val="0"/>
           <w:sz w:val="22"/>
         </w:rPr>
-        <w:t xml:space="preserve">  we  /  Have  /  Science  /  Tuesday?  /  got  /  on</w:t>
+        <w:t xml:space="preserve">  we  /  Do  /  science  /  Tuesday?  /  have  /  on</w:t>
       </w:r>
     </w:p>
     <w:p>
@@ -765,7 +765,7 @@
           <w:i w:val="0"/>
           <w:sz w:val="22"/>
         </w:rPr>
-        <w:t xml:space="preserve">  we  /  Yes,  /  have.</w:t>
+        <w:t xml:space="preserve">  we  /  Yes,  /  do.</w:t>
       </w:r>
     </w:p>
     <w:p>
@@ -796,7 +796,7 @@
           <w:i w:val="0"/>
           <w:sz w:val="22"/>
         </w:rPr>
-        <w:t xml:space="preserve">  got?  /  What  /  she  /  club  /  has</w:t>
+        <w:t xml:space="preserve">  have?  /  What  /  she  /  club  /  does</w:t>
       </w:r>
     </w:p>
     <w:p>
@@ -827,7 +827,7 @@
           <w:i w:val="0"/>
           <w:sz w:val="22"/>
         </w:rPr>
-        <w:t xml:space="preserve">  in  /  the  /  She's  /  evening.  /  club  /  swimming  /  got</w:t>
+        <w:t xml:space="preserve">  in  /  the  /  She  /  evening.  /  club  /  swimming  /  has</w:t>
       </w:r>
     </w:p>
     <w:p>
@@ -895,7 +895,7 @@
                 <w:i w:val="0"/>
                 <w:sz w:val="22"/>
               </w:rPr>
-              <w:t>Have</w:t>
+              <w:t>Do</w:t>
             </w:r>
             <w:r>
               <w:rPr>
@@ -913,7 +913,7 @@
                 <w:i w:val="0"/>
                 <w:sz w:val="22"/>
               </w:rPr>
-              <w:t>has</w:t>
+              <w:t>does</w:t>
             </w:r>
             <w:r>
               <w:rPr>
@@ -949,7 +949,7 @@
                 <w:i w:val="0"/>
                 <w:sz w:val="22"/>
               </w:rPr>
-              <w:t>hasn't</w:t>
+              <w:t>doesn't</w:t>
             </w:r>
             <w:r>
               <w:rPr>
@@ -967,7 +967,7 @@
                 <w:i w:val="0"/>
                 <w:sz w:val="22"/>
               </w:rPr>
-              <w:t>Has</w:t>
+              <w:t>Does</w:t>
             </w:r>
             <w:r>
               <w:rPr>
@@ -985,7 +985,7 @@
                 <w:i w:val="0"/>
                 <w:sz w:val="22"/>
               </w:rPr>
-              <w:t>haven't</w:t>
+              <w:t>don't</w:t>
             </w:r>
           </w:p>
         </w:tc>
@@ -1016,7 +1016,7 @@
           <w:i w:val="0"/>
           <w:sz w:val="22"/>
         </w:rPr>
-        <w:t xml:space="preserve">  ________ we got Art on Monday? — No, we ___________.</w:t>
+        <w:t xml:space="preserve">  ________ we have art on Monday? — No, we ________.</w:t>
       </w:r>
     </w:p>
     <w:p>
@@ -1039,7 +1039,7 @@
           <w:i w:val="0"/>
           <w:sz w:val="22"/>
         </w:rPr>
-        <w:t xml:space="preserve">  What club ________ he got on Friday? — He's got chess club.</w:t>
+        <w:t xml:space="preserve">  What club ________ he have on Friday? — He has chess club.</w:t>
       </w:r>
     </w:p>
     <w:p>
@@ -1062,7 +1062,7 @@
           <w:i w:val="0"/>
           <w:sz w:val="22"/>
         </w:rPr>
-        <w:t xml:space="preserve">  She's got music club ________ the afternoon.</w:t>
+        <w:t xml:space="preserve">  She has music club ________ the afternoon.</w:t>
       </w:r>
     </w:p>
     <w:p>
@@ -1085,7 +1085,7 @@
           <w:i w:val="0"/>
           <w:sz w:val="22"/>
         </w:rPr>
-        <w:t xml:space="preserve">  ________ he got PE on Thursday? — Yes, he ________.</w:t>
+        <w:t xml:space="preserve">  ________ he have P.E. on Thursday? — Yes, he ________.</w:t>
       </w:r>
     </w:p>
     <w:p>
@@ -1156,7 +1156,7 @@
                 <w:i w:val="0"/>
                 <w:sz w:val="22"/>
               </w:rPr>
-              <w:t>On Monday I've got ___ and ___ .</w:t>
+              <w:t>On Monday I have ___ and ___ .</w:t>
             </w:r>
           </w:p>
           <w:p>
@@ -1170,7 +1170,7 @@
                 <w:i w:val="0"/>
                 <w:sz w:val="22"/>
               </w:rPr>
-              <w:t>My favourite day is ___ .</w:t>
+              <w:t>My favorite day is ___ .</w:t>
             </w:r>
           </w:p>
           <w:p>
@@ -1184,7 +1184,7 @@
                 <w:i w:val="0"/>
                 <w:sz w:val="22"/>
               </w:rPr>
-              <w:t>I've got ___ club on ___ .</w:t>
+              <w:t>I have ___ club on ___ .</w:t>
             </w:r>
           </w:p>
         </w:tc>
